--- a/러시아 인권변호사/8부/8부_8화_마지막_정치적_결전.docx
+++ b/러시아 인권변호사/8부/8부_8화_마지막_정치적_결전.docx
@@ -3485,7 +3485,7 @@
           <w:i w:val="0"/>
           <w:sz w:val="22"/>
         </w:rPr>
-        <w:t xml:space="preserve"> — авторское рассуждение о Наполеоне): «Нет величия там, где нет простоты, добра и правды» — 상대의 약점 문서를 쓰면 이길 수 있다는 그레벤시코프의 제안을 거부하는 료샤의 근거. 그레벤시코프는 출전(나폴레옹에 대한 톨스토이의 논평)을 알아듣고 “나폴레옹은 그래도 많이 이겼다”며 비꼬아 받는다. 이기더라도 ‘단순함·선함·진실’ 중 하나도 남지 않는 승리는 원하지 않는다는 선언 (장면 2).</w:t>
+        <w:t xml:space="preserve"> — авторское рассуждение о Наполеоне): «Нет величия там, где нет простоты, добра и правды» — 한국어 해설: 상대의 약점 문서를 쓰면 이길 수 있다는 그레벤시코프의 제안을 거부하는 료샤의 근거. 그레벤시코프는 출전(나폴레옹에 대한 톨스토이의 논평)을 알아듣고 “나폴레옹은 그래도 많이 이겼다”며 비꼬아 받는다. 이기더라도 ‘단순함·선함·진실’ 중 하나도 남지 않는 승리는 원하지 않는다는 선언 (장면 2).</w:t>
       </w:r>
     </w:p>
     <w:p>
